--- a/Балгазин_Реферат_9.docx
+++ b/Балгазин_Реферат_9.docx
@@ -103,7 +103,23 @@
           <w:rFonts w:eastAsia="Times New Roman"/>
           <w:b/>
         </w:rPr>
-        <w:t>«Обеспечение качества и тестирование ПО»</w:t>
+        <w:t>«</w:t>
+      </w:r>
+      <w:r>
+        <w:rPr>
+          <w:rFonts w:eastAsia="Times New Roman"/>
+          <w:b/>
+        </w:rPr>
+        <w:t>Администрирование информационных систем</w:t>
+      </w:r>
+      <w:bookmarkStart w:id="0" w:name="_GoBack"/>
+      <w:bookmarkEnd w:id="0"/>
+      <w:r>
+        <w:rPr>
+          <w:rFonts w:eastAsia="Times New Roman"/>
+          <w:b/>
+        </w:rPr>
+        <w:t>»</w:t>
       </w:r>
     </w:p>
     <w:p>
@@ -2281,27 +2297,14 @@
       <w:r>
         <w:t xml:space="preserve">Рисунок </w:t>
       </w:r>
-      <w:r>
-        <w:fldChar w:fldCharType="begin"/>
-      </w:r>
-      <w:r>
-        <w:instrText xml:space="preserve"> SEQ Рисунок \* ARABIC </w:instrText>
-      </w:r>
-      <w:r>
-        <w:fldChar w:fldCharType="separate"/>
-      </w:r>
-      <w:r>
-        <w:rPr>
-          <w:noProof/>
-        </w:rPr>
-        <w:t>2</w:t>
-      </w:r>
-      <w:r>
-        <w:rPr>
-          <w:noProof/>
-        </w:rPr>
-        <w:fldChar w:fldCharType="end"/>
-      </w:r>
+      <w:fldSimple w:instr=" SEQ Рисунок \* ARABIC ">
+        <w:r>
+          <w:rPr>
+            <w:noProof/>
+          </w:rPr>
+          <w:t>2</w:t>
+        </w:r>
+      </w:fldSimple>
       <w:r>
         <w:t>. Создание выделенного пользователя</w:t>
       </w:r>
@@ -3619,27 +3622,14 @@
       <w:r>
         <w:t xml:space="preserve">Рисунок </w:t>
       </w:r>
-      <w:r>
-        <w:fldChar w:fldCharType="begin"/>
-      </w:r>
-      <w:r>
-        <w:instrText xml:space="preserve"> SEQ Рисунок \* ARABIC </w:instrText>
-      </w:r>
-      <w:r>
-        <w:fldChar w:fldCharType="separate"/>
-      </w:r>
-      <w:r>
-        <w:rPr>
-          <w:noProof/>
-        </w:rPr>
-        <w:t>3</w:t>
-      </w:r>
-      <w:r>
-        <w:rPr>
-          <w:noProof/>
-        </w:rPr>
-        <w:fldChar w:fldCharType="end"/>
-      </w:r>
+      <w:fldSimple w:instr=" SEQ Рисунок \* ARABIC ">
+        <w:r>
+          <w:rPr>
+            <w:noProof/>
+          </w:rPr>
+          <w:t>3</w:t>
+        </w:r>
+      </w:fldSimple>
       <w:r>
         <w:t>. Конфигурация сервиса</w:t>
       </w:r>
@@ -3999,27 +3989,14 @@
       <w:r>
         <w:t xml:space="preserve">Рисунок </w:t>
       </w:r>
-      <w:r>
-        <w:fldChar w:fldCharType="begin"/>
-      </w:r>
-      <w:r>
-        <w:instrText xml:space="preserve"> SEQ Рисунок \* ARABIC </w:instrText>
-      </w:r>
-      <w:r>
-        <w:fldChar w:fldCharType="separate"/>
-      </w:r>
-      <w:r>
-        <w:rPr>
-          <w:noProof/>
-        </w:rPr>
-        <w:t>4</w:t>
-      </w:r>
-      <w:r>
-        <w:rPr>
-          <w:noProof/>
-        </w:rPr>
-        <w:fldChar w:fldCharType="end"/>
-      </w:r>
+      <w:fldSimple w:instr=" SEQ Рисунок \* ARABIC ">
+        <w:r>
+          <w:rPr>
+            <w:noProof/>
+          </w:rPr>
+          <w:t>4</w:t>
+        </w:r>
+      </w:fldSimple>
       <w:r>
         <w:t>. Статус сервиса</w:t>
       </w:r>
@@ -4099,27 +4076,14 @@
       <w:r>
         <w:t xml:space="preserve">Рисунок </w:t>
       </w:r>
-      <w:r>
-        <w:fldChar w:fldCharType="begin"/>
-      </w:r>
-      <w:r>
-        <w:instrText xml:space="preserve"> SEQ Рисунок \* ARABIC </w:instrText>
-      </w:r>
-      <w:r>
-        <w:fldChar w:fldCharType="separate"/>
-      </w:r>
-      <w:r>
-        <w:rPr>
-          <w:noProof/>
-        </w:rPr>
-        <w:t>5</w:t>
-      </w:r>
-      <w:r>
-        <w:rPr>
-          <w:noProof/>
-        </w:rPr>
-        <w:fldChar w:fldCharType="end"/>
-      </w:r>
+      <w:fldSimple w:instr=" SEQ Рисунок \* ARABIC ">
+        <w:r>
+          <w:rPr>
+            <w:noProof/>
+          </w:rPr>
+          <w:t>5</w:t>
+        </w:r>
+      </w:fldSimple>
       <w:r>
         <w:t xml:space="preserve">. </w:t>
       </w:r>
@@ -4226,27 +4190,14 @@
       <w:r>
         <w:t xml:space="preserve">Рисунок </w:t>
       </w:r>
-      <w:r>
-        <w:fldChar w:fldCharType="begin"/>
-      </w:r>
-      <w:r>
-        <w:instrText xml:space="preserve"> SEQ Рисунок \* ARABIC </w:instrText>
-      </w:r>
-      <w:r>
-        <w:fldChar w:fldCharType="separate"/>
-      </w:r>
-      <w:r>
-        <w:rPr>
-          <w:noProof/>
-        </w:rPr>
-        <w:t>6</w:t>
-      </w:r>
-      <w:r>
-        <w:rPr>
-          <w:noProof/>
-        </w:rPr>
-        <w:fldChar w:fldCharType="end"/>
-      </w:r>
+      <w:fldSimple w:instr=" SEQ Рисунок \* ARABIC ">
+        <w:r>
+          <w:rPr>
+            <w:noProof/>
+          </w:rPr>
+          <w:t>6</w:t>
+        </w:r>
+      </w:fldSimple>
       <w:r>
         <w:t xml:space="preserve">. </w:t>
       </w:r>
@@ -4348,27 +4299,14 @@
       <w:r>
         <w:t xml:space="preserve">Рисунок </w:t>
       </w:r>
-      <w:r>
-        <w:fldChar w:fldCharType="begin"/>
-      </w:r>
-      <w:r>
-        <w:instrText xml:space="preserve"> SEQ Рисунок \* ARABIC </w:instrText>
-      </w:r>
-      <w:r>
-        <w:fldChar w:fldCharType="separate"/>
-      </w:r>
-      <w:r>
-        <w:rPr>
-          <w:noProof/>
-        </w:rPr>
-        <w:t>7</w:t>
-      </w:r>
-      <w:r>
-        <w:rPr>
-          <w:noProof/>
-        </w:rPr>
-        <w:fldChar w:fldCharType="end"/>
-      </w:r>
+      <w:fldSimple w:instr=" SEQ Рисунок \* ARABIC ">
+        <w:r>
+          <w:rPr>
+            <w:noProof/>
+          </w:rPr>
+          <w:t>7</w:t>
+        </w:r>
+      </w:fldSimple>
       <w:r>
         <w:t xml:space="preserve">. </w:t>
       </w:r>
@@ -5201,9 +5139,6 @@
     <w:p>
       <w:pPr>
         <w:ind w:firstLine="708"/>
-        <w:rPr>
-          <w:lang w:val="en-US"/>
-        </w:rPr>
       </w:pPr>
       <w:r>
         <w:t>Для создания конфигурационного файла необходимо выполнить команду</w:t>
@@ -5211,8 +5146,6 @@
       <w:r>
         <w:t>:</w:t>
       </w:r>
-      <w:bookmarkStart w:id="0" w:name="_GoBack"/>
-      <w:bookmarkEnd w:id="0"/>
     </w:p>
     <w:p>
       <w:pPr>
@@ -5314,27 +5247,14 @@
       <w:r>
         <w:t xml:space="preserve">Рисунок </w:t>
       </w:r>
-      <w:r>
-        <w:fldChar w:fldCharType="begin"/>
-      </w:r>
-      <w:r>
-        <w:instrText xml:space="preserve"> SEQ Рисунок \* ARABIC </w:instrText>
-      </w:r>
-      <w:r>
-        <w:fldChar w:fldCharType="separate"/>
-      </w:r>
-      <w:r>
-        <w:rPr>
-          <w:noProof/>
-        </w:rPr>
-        <w:t>8</w:t>
-      </w:r>
-      <w:r>
-        <w:rPr>
-          <w:noProof/>
-        </w:rPr>
-        <w:fldChar w:fldCharType="end"/>
-      </w:r>
+      <w:fldSimple w:instr=" SEQ Рисунок \* ARABIC ">
+        <w:r>
+          <w:rPr>
+            <w:noProof/>
+          </w:rPr>
+          <w:t>8</w:t>
+        </w:r>
+      </w:fldSimple>
       <w:r>
         <w:t>. Конфигурационный файл</w:t>
       </w:r>
@@ -9444,7 +9364,7 @@
 </file>
 
 <file path=customXml/itemProps1.xml><?xml version="1.0" encoding="utf-8"?>
-<ds:datastoreItem xmlns:ds="http://schemas.openxmlformats.org/officeDocument/2006/customXml" ds:itemID="{576E9307-F31A-4406-A1CD-7B40598584AF}">
+<ds:datastoreItem xmlns:ds="http://schemas.openxmlformats.org/officeDocument/2006/customXml" ds:itemID="{0F52FB86-A535-4F99-81C7-D1475BB47745}">
   <ds:schemaRefs>
     <ds:schemaRef ds:uri="http://schemas.openxmlformats.org/officeDocument/2006/bibliography"/>
   </ds:schemaRefs>
